--- a/DocsGen/templates/NR12.docx
+++ b/DocsGen/templates/NR12.docx
@@ -8,7 +8,6 @@
         <w:jc w:val="center"/>
         <w:rPr>
           <w:rFonts w:ascii="Arial" w:hAnsi="Arial" w:cs="Arial"/>
-          <w:b/>
         </w:rPr>
       </w:pPr>
       <w:r>
@@ -74,15 +73,13 @@
         </w:rPr>
         <w:t>12</w:t>
       </w:r>
-    </w:p>
-    <w:p>
-      <w:pPr>
-        <w:spacing w:after="0"/>
-        <w:jc w:val="center"/>
+      <w:r>
         <w:rPr>
           <w:rFonts w:ascii="Arial" w:hAnsi="Arial" w:cs="Arial"/>
-        </w:rPr>
-      </w:pPr>
+          <w:b/>
+        </w:rPr>
+        <w:br/>
+      </w:r>
     </w:p>
     <w:p>
       <w:pPr>
@@ -231,49 +228,13 @@
         <w:rPr>
           <w:rFonts w:ascii="Arial" w:hAnsi="Arial" w:cs="Arial"/>
         </w:rPr>
-        <w:t xml:space="preserve">- No exercício de suas atividades, o </w:t>
+        <w:t xml:space="preserve">- </w:t>
       </w:r>
       <w:r>
         <w:rPr>
           <w:rFonts w:ascii="Arial" w:hAnsi="Arial" w:cs="Arial"/>
         </w:rPr>
-        <w:t xml:space="preserve">profissional </w:t>
-      </w:r>
-      <w:r>
-        <w:rPr>
-          <w:rFonts w:ascii="Arial" w:hAnsi="Arial" w:cs="Arial"/>
-        </w:rPr>
-        <w:t xml:space="preserve">observará as </w:t>
-      </w:r>
-      <w:r>
-        <w:rPr>
-          <w:rFonts w:ascii="Arial" w:hAnsi="Arial" w:cs="Arial"/>
-        </w:rPr>
-        <w:t xml:space="preserve">determinações contidas nos manuais, procedimentos e instruções de trabalho da VESTAS, assim como as </w:t>
-      </w:r>
-      <w:r>
-        <w:rPr>
-          <w:rFonts w:ascii="Arial" w:hAnsi="Arial" w:cs="Arial"/>
-        </w:rPr>
-        <w:t>disposições aplicáve</w:t>
-      </w:r>
-      <w:r>
-        <w:rPr>
-          <w:rFonts w:ascii="Arial" w:hAnsi="Arial" w:cs="Arial"/>
-        </w:rPr>
-        <w:t>is da Norma Regulamentadora NR-</w:t>
-      </w:r>
-      <w:r>
-        <w:rPr>
-          <w:rFonts w:ascii="Arial" w:hAnsi="Arial" w:cs="Arial"/>
-        </w:rPr>
-        <w:t>12</w:t>
-      </w:r>
-      <w:r>
-        <w:rPr>
-          <w:rFonts w:ascii="Arial" w:hAnsi="Arial" w:cs="Arial"/>
-        </w:rPr>
-        <w:t>;</w:t>
+        <w:t xml:space="preserve">No exercício de suas atividades, o profissional observará as determinações contidas nos manuais, procedimentos e instruções de trabalho da VESTAS, assim como as disposições aplicáveis da Norma Regulamentadora NR-12; </w:t>
       </w:r>
     </w:p>
     <w:p>
@@ -288,43 +249,13 @@
         <w:rPr>
           <w:rFonts w:ascii="Arial" w:hAnsi="Arial" w:cs="Arial"/>
         </w:rPr>
-        <w:t>-</w:t>
+        <w:t xml:space="preserve">- </w:t>
       </w:r>
       <w:r>
         <w:rPr>
           <w:rFonts w:ascii="Arial" w:hAnsi="Arial" w:cs="Arial"/>
         </w:rPr>
-        <w:t xml:space="preserve"> </w:t>
-      </w:r>
-      <w:r>
-        <w:rPr>
-          <w:rFonts w:ascii="Arial" w:hAnsi="Arial" w:cs="Arial"/>
-        </w:rPr>
-        <w:t>O</w:t>
-      </w:r>
-      <w:r>
-        <w:rPr>
-          <w:rFonts w:ascii="Arial" w:hAnsi="Arial" w:cs="Arial"/>
-        </w:rPr>
-        <w:t xml:space="preserve"> profissional é devidamente QUALIFICADO conforme certificado de curso </w:t>
-      </w:r>
-      <w:r>
-        <w:rPr>
-          <w:rFonts w:ascii="Arial" w:hAnsi="Arial" w:cs="Arial"/>
-        </w:rPr>
-        <w:t>específico</w:t>
-      </w:r>
-      <w:r>
-        <w:rPr>
-          <w:rFonts w:ascii="Arial" w:hAnsi="Arial" w:cs="Arial"/>
-        </w:rPr>
-        <w:t>, oficialmente reconhec</w:t>
-      </w:r>
-      <w:r>
-        <w:rPr>
-          <w:rFonts w:ascii="Arial" w:hAnsi="Arial" w:cs="Arial"/>
-        </w:rPr>
-        <w:t>ido;</w:t>
+        <w:t xml:space="preserve">O profissional é devidamente QUALIFICADO conforme certificado de curso específico, oficialmente reconhecido; </w:t>
       </w:r>
     </w:p>
     <w:p>
@@ -339,67 +270,13 @@
         <w:rPr>
           <w:rFonts w:ascii="Arial" w:hAnsi="Arial" w:cs="Arial"/>
         </w:rPr>
-        <w:t>- O</w:t>
+        <w:t xml:space="preserve">- </w:t>
       </w:r>
       <w:r>
         <w:rPr>
           <w:rFonts w:ascii="Arial" w:hAnsi="Arial" w:cs="Arial"/>
         </w:rPr>
-        <w:t xml:space="preserve"> profissional recebeu os treinamentos necessários</w:t>
-      </w:r>
-      <w:r>
-        <w:rPr>
-          <w:rFonts w:ascii="Arial" w:hAnsi="Arial" w:cs="Arial"/>
-        </w:rPr>
-        <w:t xml:space="preserve"> e se encontra CAPACITADO</w:t>
-      </w:r>
-      <w:r>
-        <w:rPr>
-          <w:rFonts w:ascii="Arial" w:hAnsi="Arial" w:cs="Arial"/>
-        </w:rPr>
-        <w:t>,</w:t>
-      </w:r>
-      <w:r>
-        <w:rPr>
-          <w:rFonts w:ascii="Arial" w:hAnsi="Arial" w:cs="Arial"/>
-        </w:rPr>
-        <w:t xml:space="preserve"> conforme </w:t>
-      </w:r>
-      <w:r>
-        <w:rPr>
-          <w:rFonts w:ascii="Arial" w:hAnsi="Arial" w:cs="Arial"/>
-        </w:rPr>
-        <w:t xml:space="preserve">item </w:t>
-      </w:r>
-      <w:r>
-        <w:rPr>
-          <w:rFonts w:ascii="Arial" w:hAnsi="Arial" w:cs="Arial"/>
-        </w:rPr>
-        <w:t>12</w:t>
-      </w:r>
-      <w:r>
-        <w:rPr>
-          <w:rFonts w:ascii="Arial" w:hAnsi="Arial" w:cs="Arial"/>
-        </w:rPr>
-        <w:t>.</w:t>
-      </w:r>
-      <w:r>
-        <w:rPr>
-          <w:rFonts w:ascii="Arial" w:hAnsi="Arial" w:cs="Arial"/>
-        </w:rPr>
-        <w:t>16</w:t>
-      </w:r>
-      <w:r>
-        <w:rPr>
-          <w:rFonts w:ascii="Arial" w:hAnsi="Arial" w:cs="Arial"/>
-        </w:rPr>
-        <w:t xml:space="preserve"> Capacitação</w:t>
-      </w:r>
-      <w:r>
-        <w:rPr>
-          <w:rFonts w:ascii="Arial" w:hAnsi="Arial" w:cs="Arial"/>
-        </w:rPr>
-        <w:t>;</w:t>
+        <w:t xml:space="preserve">O profissional recebeu os treinamentos necessários e se encontra CAPACITADO, conforme item 12.16 Capacitação; </w:t>
       </w:r>
     </w:p>
     <w:p>
@@ -407,22 +284,20 @@
         <w:spacing w:after="0" w:line="240" w:lineRule="auto"/>
         <w:jc w:val="both"/>
         <w:rPr>
-          <w:rFonts w:ascii="Arial" w:eastAsia="Arial" w:hAnsi="Arial" w:cs="Arial"/>
-          <w:lang w:val="pt-PT" w:eastAsia="pt-PT" w:bidi="pt-PT"/>
-        </w:rPr>
-      </w:pPr>
-      <w:r>
-        <w:rPr>
           <w:rFonts w:ascii="Arial" w:hAnsi="Arial" w:cs="Arial"/>
         </w:rPr>
-        <w:t xml:space="preserve">- O profissional foi submetido a exame de saúde compatível com as atividades a serem </w:t>
-      </w:r>
-      <w:r>
-        <w:rPr>
-          <w:rFonts w:ascii="Arial" w:eastAsia="Arial" w:hAnsi="Arial" w:cs="Arial"/>
-          <w:lang w:val="pt-PT" w:eastAsia="pt-PT" w:bidi="pt-PT"/>
-        </w:rPr>
-        <w:t>desenvolvidas, realizado em conformidade com a NR-7, com resultado satisfatório, e se compromete a comunicar imediatamente à VESTAS qualquer alteração nesse quadro.</w:t>
+      </w:pPr>
+      <w:r>
+        <w:rPr>
+          <w:rFonts w:ascii="Arial" w:hAnsi="Arial" w:cs="Arial"/>
+        </w:rPr>
+        <w:t xml:space="preserve">- </w:t>
+      </w:r>
+      <w:r>
+        <w:rPr>
+          <w:rFonts w:ascii="Arial" w:hAnsi="Arial" w:cs="Arial"/>
+        </w:rPr>
+        <w:t>O profissional foi submetido a exame de saúde compatível com as atividades a serem desenvolvidas, realizado em conformidade com a NR-7, com resultado satisfatório, e se compromete a comunicar imediatamente à VESTAS qualquer alteração nesse quadro.</w:t>
       </w:r>
     </w:p>
     <w:p>
@@ -445,6 +320,9 @@
         </w:rPr>
       </w:pPr>
       <w:r>
+        <w:rPr>
+          <w:rFonts w:ascii="Arial" w:hAnsi="Arial" w:cs="Arial"/>
+        </w:rPr>
         <w:t>O profissional NOMEFUNCIONARIO foi contratado para a função de FUNCAOFUNCIONARIO e está, por este documento, autorizado a desempenhar atividades de Operação, Inspeção e Manutenção em instalações e equipamentos que exigem intervenção em máquinas e equipamentos em nome da VESTAS.</w:t>
       </w:r>
     </w:p>
@@ -464,50 +342,22 @@
         <w:jc w:val="both"/>
         <w:rPr>
           <w:rFonts w:ascii="Arial" w:eastAsia="Arial" w:hAnsi="Arial" w:cs="Arial"/>
+          <w:lang w:eastAsia="pt-PT" w:bidi="pt-PT"/>
+        </w:rPr>
+      </w:pPr>
+      <w:r>
+        <w:rPr>
+          <w:rFonts w:ascii="Arial" w:eastAsia="Arial" w:hAnsi="Arial" w:cs="Arial"/>
           <w:lang w:val="pt-PT" w:eastAsia="pt-PT" w:bidi="pt-PT"/>
         </w:rPr>
-      </w:pPr>
-      <w:r>
-        <w:rPr>
-          <w:rFonts w:ascii="Arial" w:eastAsia="Arial" w:hAnsi="Arial" w:cs="Arial"/>
-          <w:lang w:val="pt-PT" w:eastAsia="pt-PT" w:bidi="pt-PT"/>
-        </w:rPr>
-        <w:t>Esta autorização é válida enquanto o profissional for funcionário da VESTAS</w:t>
-      </w:r>
-      <w:r>
-        <w:rPr>
-          <w:rFonts w:ascii="Arial" w:eastAsia="Arial" w:hAnsi="Arial" w:cs="Arial"/>
-          <w:lang w:val="pt-PT" w:eastAsia="pt-PT" w:bidi="pt-PT"/>
-        </w:rPr>
-        <w:t xml:space="preserve"> e </w:t>
-      </w:r>
-      <w:r>
-        <w:rPr>
-          <w:rFonts w:ascii="Arial" w:eastAsia="Arial" w:hAnsi="Arial" w:cs="Arial"/>
-          <w:lang w:val="pt-PT" w:eastAsia="pt-PT" w:bidi="pt-PT"/>
-        </w:rPr>
-        <w:t xml:space="preserve">vinculada </w:t>
-      </w:r>
-      <w:r>
-        <w:rPr>
-          <w:rFonts w:ascii="Arial" w:eastAsia="Arial" w:hAnsi="Arial" w:cs="Arial"/>
-          <w:lang w:val="pt-PT" w:eastAsia="pt-PT" w:bidi="pt-PT"/>
-        </w:rPr>
-        <w:t>ao atendimento</w:t>
-      </w:r>
-      <w:r>
-        <w:rPr>
-          <w:rFonts w:ascii="Arial" w:eastAsia="Arial" w:hAnsi="Arial" w:cs="Arial"/>
-          <w:lang w:val="pt-PT" w:eastAsia="pt-PT" w:bidi="pt-PT"/>
-        </w:rPr>
-        <w:t xml:space="preserve"> das condições acima</w:t>
-      </w:r>
-      <w:r>
-        <w:rPr>
-          <w:rFonts w:ascii="Arial" w:eastAsia="Arial" w:hAnsi="Arial" w:cs="Arial"/>
-          <w:lang w:val="pt-PT" w:eastAsia="pt-PT" w:bidi="pt-PT"/>
-        </w:rPr>
-        <w:t>.</w:t>
+        <w:t>Esta autorização é válida enquanto o profissional for funcionário da VESTAS e vinculada ao atendimento das condições acima.</w:t>
+      </w:r>
+      <w:r>
+        <w:rPr>
+          <w:rFonts w:ascii="Arial" w:eastAsia="Arial" w:hAnsi="Arial" w:cs="Arial"/>
+          <w:lang w:eastAsia="pt-PT" w:bidi="pt-PT"/>
+        </w:rPr>
+        <w:t> </w:t>
       </w:r>
     </w:p>
     <w:p>
@@ -516,9 +366,16 @@
         <w:jc w:val="both"/>
         <w:rPr>
           <w:rFonts w:ascii="Arial" w:eastAsia="Arial" w:hAnsi="Arial" w:cs="Arial"/>
-          <w:lang w:val="pt-PT" w:eastAsia="pt-PT" w:bidi="pt-PT"/>
-        </w:rPr>
-      </w:pPr>
+          <w:lang w:eastAsia="pt-PT" w:bidi="pt-PT"/>
+        </w:rPr>
+      </w:pPr>
+      <w:r>
+        <w:rPr>
+          <w:rFonts w:ascii="Arial" w:eastAsia="Arial" w:hAnsi="Arial" w:cs="Arial"/>
+          <w:lang w:eastAsia="pt-PT" w:bidi="pt-PT"/>
+        </w:rPr>
+        <w:t> </w:t>
+      </w:r>
     </w:p>
     <w:p>
       <w:pPr>
@@ -526,78 +383,24 @@
         <w:jc w:val="both"/>
         <w:rPr>
           <w:rFonts w:ascii="Arial" w:eastAsia="Arial" w:hAnsi="Arial" w:cs="Arial"/>
-          <w:lang w:val="pt-PT" w:eastAsia="pt-PT" w:bidi="pt-PT"/>
-        </w:rPr>
-      </w:pPr>
-      <w:r>
-        <w:rPr>
-          <w:rFonts w:ascii="Arial" w:eastAsia="Arial" w:hAnsi="Arial" w:cs="Arial"/>
-          <w:lang w:val="pt-PT" w:eastAsia="pt-PT" w:bidi="pt-PT"/>
-        </w:rPr>
-        <w:t>VESTAS</w:t>
-      </w:r>
-      <w:r>
-        <w:rPr>
-          <w:rFonts w:ascii="Arial" w:eastAsia="Arial" w:hAnsi="Arial" w:cs="Arial"/>
-          <w:lang w:val="pt-PT" w:eastAsia="pt-PT" w:bidi="pt-PT"/>
-        </w:rPr>
-        <w:t xml:space="preserve"> e profissional</w:t>
-      </w:r>
-      <w:r>
-        <w:rPr>
-          <w:rFonts w:ascii="Arial" w:eastAsia="Arial" w:hAnsi="Arial" w:cs="Arial"/>
-          <w:lang w:val="pt-PT" w:eastAsia="pt-PT" w:bidi="pt-PT"/>
-        </w:rPr>
-        <w:t xml:space="preserve"> </w:t>
-      </w:r>
-      <w:r>
-        <w:rPr>
-          <w:rFonts w:ascii="Arial" w:eastAsia="Arial" w:hAnsi="Arial" w:cs="Arial"/>
-          <w:lang w:val="pt-PT" w:eastAsia="pt-PT" w:bidi="pt-PT"/>
-        </w:rPr>
-        <w:t xml:space="preserve">supracitado </w:t>
-      </w:r>
-      <w:r>
-        <w:rPr>
-          <w:rFonts w:ascii="Arial" w:eastAsia="Arial" w:hAnsi="Arial" w:cs="Arial"/>
-          <w:lang w:val="pt-PT" w:eastAsia="pt-PT" w:bidi="pt-PT"/>
-        </w:rPr>
-        <w:t>declaram ainda que assumem integral responsabilidade pela</w:t>
-      </w:r>
-      <w:r>
-        <w:rPr>
-          <w:rFonts w:ascii="Arial" w:eastAsia="Arial" w:hAnsi="Arial" w:cs="Arial"/>
-          <w:lang w:val="pt-PT" w:eastAsia="pt-PT" w:bidi="pt-PT"/>
-        </w:rPr>
-        <w:t xml:space="preserve"> veracidade da</w:t>
-      </w:r>
-      <w:r>
-        <w:rPr>
-          <w:rFonts w:ascii="Arial" w:eastAsia="Arial" w:hAnsi="Arial" w:cs="Arial"/>
-          <w:lang w:val="pt-PT" w:eastAsia="pt-PT" w:bidi="pt-PT"/>
-        </w:rPr>
-        <w:t xml:space="preserve">s informações </w:t>
-      </w:r>
-      <w:r>
-        <w:rPr>
-          <w:rFonts w:ascii="Arial" w:eastAsia="Arial" w:hAnsi="Arial" w:cs="Arial"/>
-          <w:lang w:val="pt-PT" w:eastAsia="pt-PT" w:bidi="pt-PT"/>
-        </w:rPr>
-        <w:t xml:space="preserve">aqui </w:t>
-      </w:r>
-      <w:r>
-        <w:rPr>
-          <w:rFonts w:ascii="Arial" w:eastAsia="Arial" w:hAnsi="Arial" w:cs="Arial"/>
-          <w:lang w:val="pt-PT" w:eastAsia="pt-PT" w:bidi="pt-PT"/>
-        </w:rPr>
-        <w:t>incluídas</w:t>
-      </w:r>
-      <w:r>
-        <w:rPr>
-          <w:rFonts w:ascii="Arial" w:eastAsia="Arial" w:hAnsi="Arial" w:cs="Arial"/>
-          <w:lang w:val="pt-PT" w:eastAsia="pt-PT" w:bidi="pt-PT"/>
-        </w:rPr>
-        <w:t>.</w:t>
+          <w:lang w:eastAsia="pt-PT" w:bidi="pt-PT"/>
+        </w:rPr>
+      </w:pPr>
+      <w:r>
+        <w:rPr>
+          <w:rFonts w:ascii="Arial" w:eastAsia="Arial" w:hAnsi="Arial" w:cs="Arial"/>
+          <w:b/>
+          <w:bCs/>
+          <w:lang w:eastAsia="pt-PT" w:bidi="pt-PT"/>
+        </w:rPr>
+        <w:t>Abrangência dos Equipamentos</w:t>
+      </w:r>
+      <w:r>
+        <w:rPr>
+          <w:rFonts w:ascii="Arial" w:eastAsia="Arial" w:hAnsi="Arial" w:cs="Arial"/>
+          <w:lang w:eastAsia="pt-PT" w:bidi="pt-PT"/>
+        </w:rPr>
+        <w:t> </w:t>
       </w:r>
     </w:p>
     <w:p>
@@ -606,7 +409,106 @@
         <w:jc w:val="both"/>
         <w:rPr>
           <w:rFonts w:ascii="Arial" w:eastAsia="Arial" w:hAnsi="Arial" w:cs="Arial"/>
+          <w:lang w:eastAsia="pt-PT" w:bidi="pt-PT"/>
+        </w:rPr>
+      </w:pPr>
+      <w:proofErr w:type="spellStart"/>
+      <w:r>
+        <w:rPr>
+          <w:rFonts w:ascii="Arial" w:eastAsia="Arial" w:hAnsi="Arial" w:cs="Arial"/>
+          <w:lang w:eastAsia="pt-PT" w:bidi="pt-PT"/>
+        </w:rPr>
+        <w:t>Internal</w:t>
+      </w:r>
+      <w:proofErr w:type="spellEnd"/>
+      <w:r>
+        <w:rPr>
+          <w:rFonts w:ascii="Arial" w:eastAsia="Arial" w:hAnsi="Arial" w:cs="Arial"/>
+          <w:lang w:eastAsia="pt-PT" w:bidi="pt-PT"/>
+        </w:rPr>
+        <w:t> Crane, ferramentas manuais motorizadas e não motorizadas, </w:t>
+      </w:r>
+      <w:proofErr w:type="spellStart"/>
+      <w:r>
+        <w:rPr>
+          <w:rFonts w:ascii="Arial" w:eastAsia="Arial" w:hAnsi="Arial" w:cs="Arial"/>
+          <w:lang w:eastAsia="pt-PT" w:bidi="pt-PT"/>
+        </w:rPr>
+        <w:t>tensioning</w:t>
+      </w:r>
+      <w:proofErr w:type="spellEnd"/>
+      <w:r>
+        <w:rPr>
+          <w:rFonts w:ascii="Arial" w:eastAsia="Arial" w:hAnsi="Arial" w:cs="Arial"/>
+          <w:lang w:eastAsia="pt-PT" w:bidi="pt-PT"/>
+        </w:rPr>
+        <w:t> Set (conjunto de tensionamento), </w:t>
+      </w:r>
+      <w:proofErr w:type="spellStart"/>
+      <w:r>
+        <w:rPr>
+          <w:rFonts w:ascii="Arial" w:eastAsia="Arial" w:hAnsi="Arial" w:cs="Arial"/>
+          <w:lang w:eastAsia="pt-PT" w:bidi="pt-PT"/>
+        </w:rPr>
+        <w:t>torquímetros</w:t>
+      </w:r>
+      <w:proofErr w:type="spellEnd"/>
+      <w:r>
+        <w:rPr>
+          <w:rFonts w:ascii="Arial" w:eastAsia="Arial" w:hAnsi="Arial" w:cs="Arial"/>
+          <w:lang w:eastAsia="pt-PT" w:bidi="pt-PT"/>
+        </w:rPr>
+        <w:t>, chaves hidráulicas em geral, equipamentos de torque (elétrico e hidráulico); bombas hidráulicas; mangueiras hidráulicas, conectores, soquetes e acessórios associados; dispositivos auxiliares e componentes utilizados em operações de torque e fixação mecânica. </w:t>
+      </w:r>
+    </w:p>
+    <w:p>
+      <w:pPr>
+        <w:spacing w:after="0"/>
+        <w:jc w:val="both"/>
+        <w:rPr>
+          <w:rFonts w:ascii="Arial" w:eastAsia="Arial" w:hAnsi="Arial" w:cs="Arial"/>
+          <w:lang w:eastAsia="pt-PT" w:bidi="pt-PT"/>
+        </w:rPr>
+      </w:pPr>
+      <w:r>
+        <w:rPr>
+          <w:rFonts w:ascii="Arial" w:eastAsia="Arial" w:hAnsi="Arial" w:cs="Arial"/>
+          <w:lang w:eastAsia="pt-PT" w:bidi="pt-PT"/>
+        </w:rPr>
+        <w:t> </w:t>
+      </w:r>
+    </w:p>
+    <w:p>
+      <w:pPr>
+        <w:spacing w:after="0"/>
+        <w:jc w:val="both"/>
+        <w:rPr>
+          <w:rFonts w:ascii="Arial" w:eastAsia="Arial" w:hAnsi="Arial" w:cs="Arial"/>
+          <w:lang w:eastAsia="pt-PT" w:bidi="pt-PT"/>
+        </w:rPr>
+      </w:pPr>
+      <w:r>
+        <w:rPr>
+          <w:rFonts w:ascii="Arial" w:eastAsia="Arial" w:hAnsi="Arial" w:cs="Arial"/>
           <w:lang w:val="pt-PT" w:eastAsia="pt-PT" w:bidi="pt-PT"/>
+        </w:rPr>
+        <w:t>VESTAS e profissional supracitado declaram ainda que assumem integral responsabilidade pela veracidade das informações aqui incluídas.</w:t>
+      </w:r>
+      <w:r>
+        <w:rPr>
+          <w:rFonts w:ascii="Arial" w:eastAsia="Arial" w:hAnsi="Arial" w:cs="Arial"/>
+          <w:lang w:eastAsia="pt-PT" w:bidi="pt-PT"/>
+        </w:rPr>
+        <w:t> </w:t>
+      </w:r>
+    </w:p>
+    <w:p>
+      <w:pPr>
+        <w:spacing w:after="0"/>
+        <w:jc w:val="both"/>
+        <w:rPr>
+          <w:rFonts w:ascii="Arial" w:eastAsia="Arial" w:hAnsi="Arial" w:cs="Arial"/>
+          <w:lang w:eastAsia="pt-PT" w:bidi="pt-PT"/>
         </w:rPr>
       </w:pPr>
     </w:p>
@@ -778,7 +680,9 @@
             <w:tcW w:w="4530" w:type="dxa"/>
           </w:tcPr>
           <w:p>
-            <w:r/>
+            <w:pPr>
+              <w:jc w:val="center"/>
+            </w:pPr>
             <w:r>
               <w:rPr>
                 <w:b/>
@@ -787,14 +691,10 @@
             </w:r>
             <w:r>
               <w:br/>
-            </w:r>
-            <w:r>
               <w:t>FUNCAOHSE</w:t>
             </w:r>
             <w:r>
               <w:br/>
-            </w:r>
-            <w:r>
               <w:t>REGISTROHSE</w:t>
             </w:r>
           </w:p>
@@ -868,8 +768,8 @@
       </w:pPr>
     </w:p>
     <w:sectPr>
-      <w:headerReference w:type="default" r:id="rId10"/>
-      <w:footerReference w:type="default" r:id="rId11"/>
+      <w:headerReference w:type="default" r:id="rId11"/>
+      <w:footerReference w:type="default" r:id="rId12"/>
       <w:pgSz w:w="11906" w:h="16838"/>
       <w:pgMar w:top="1418" w:right="1418" w:bottom="1418" w:left="1418" w:header="709" w:footer="397" w:gutter="0"/>
       <w:cols w:space="708"/>
@@ -990,28 +890,15 @@
         <w:lang w:val="en-US"/>
       </w:rPr>
     </w:pPr>
-    <w:r>
-      <w:fldChar w:fldCharType="begin"/>
-    </w:r>
-    <w:r>
-      <w:rPr>
-        <w:lang w:val="en-US"/>
-      </w:rPr>
-      <w:instrText>HYPERLINK "https://www.vestas.com"</w:instrText>
-    </w:r>
-    <w:r>
-      <w:fldChar w:fldCharType="separate"/>
-    </w:r>
-    <w:r>
-      <w:rPr>
-        <w:rStyle w:val="Hyperlink"/>
-        <w:lang w:val="en-US"/>
-      </w:rPr>
-      <w:t>https://www.vestas.com</w:t>
-    </w:r>
-    <w:r>
-      <w:fldChar w:fldCharType="end"/>
-    </w:r>
+    <w:hyperlink r:id="rId1" w:history="1">
+      <w:r>
+        <w:rPr>
+          <w:rStyle w:val="Hyperlink"/>
+          <w:lang w:val="en-US"/>
+        </w:rPr>
+        <w:t>https://www.vestas.com</w:t>
+      </w:r>
+    </w:hyperlink>
     <w:r>
       <w:rPr>
         <w:lang w:val="en-US"/>
@@ -1486,6 +1373,232 @@
     </w:lvl>
   </w:abstractNum>
   <w:abstractNum w:abstractNumId="3" w15:restartNumberingAfterBreak="0">
+    <w:nsid w:val="41E777EE"/>
+    <w:multiLevelType w:val="hybridMultilevel"/>
+    <w:tmpl w:val="8C809A80"/>
+    <w:lvl w:ilvl="0" w:tplc="04160001">
+      <w:start w:val="1"/>
+      <w:numFmt w:val="bullet"/>
+      <w:lvlText w:val=""/>
+      <w:lvlJc w:val="left"/>
+      <w:pPr>
+        <w:ind w:left="720" w:hanging="360"/>
+      </w:pPr>
+      <w:rPr>
+        <w:rFonts w:ascii="Symbol" w:hAnsi="Symbol" w:hint="default"/>
+      </w:rPr>
+    </w:lvl>
+    <w:lvl w:ilvl="1" w:tplc="04160003" w:tentative="1">
+      <w:start w:val="1"/>
+      <w:numFmt w:val="bullet"/>
+      <w:lvlText w:val="o"/>
+      <w:lvlJc w:val="left"/>
+      <w:pPr>
+        <w:ind w:left="1440" w:hanging="360"/>
+      </w:pPr>
+      <w:rPr>
+        <w:rFonts w:ascii="Courier New" w:hAnsi="Courier New" w:cs="Courier New" w:hint="default"/>
+      </w:rPr>
+    </w:lvl>
+    <w:lvl w:ilvl="2" w:tplc="04160005" w:tentative="1">
+      <w:start w:val="1"/>
+      <w:numFmt w:val="bullet"/>
+      <w:lvlText w:val=""/>
+      <w:lvlJc w:val="left"/>
+      <w:pPr>
+        <w:ind w:left="2160" w:hanging="360"/>
+      </w:pPr>
+      <w:rPr>
+        <w:rFonts w:ascii="Wingdings" w:hAnsi="Wingdings" w:hint="default"/>
+      </w:rPr>
+    </w:lvl>
+    <w:lvl w:ilvl="3" w:tplc="04160001" w:tentative="1">
+      <w:start w:val="1"/>
+      <w:numFmt w:val="bullet"/>
+      <w:lvlText w:val=""/>
+      <w:lvlJc w:val="left"/>
+      <w:pPr>
+        <w:ind w:left="2880" w:hanging="360"/>
+      </w:pPr>
+      <w:rPr>
+        <w:rFonts w:ascii="Symbol" w:hAnsi="Symbol" w:hint="default"/>
+      </w:rPr>
+    </w:lvl>
+    <w:lvl w:ilvl="4" w:tplc="04160003" w:tentative="1">
+      <w:start w:val="1"/>
+      <w:numFmt w:val="bullet"/>
+      <w:lvlText w:val="o"/>
+      <w:lvlJc w:val="left"/>
+      <w:pPr>
+        <w:ind w:left="3600" w:hanging="360"/>
+      </w:pPr>
+      <w:rPr>
+        <w:rFonts w:ascii="Courier New" w:hAnsi="Courier New" w:cs="Courier New" w:hint="default"/>
+      </w:rPr>
+    </w:lvl>
+    <w:lvl w:ilvl="5" w:tplc="04160005" w:tentative="1">
+      <w:start w:val="1"/>
+      <w:numFmt w:val="bullet"/>
+      <w:lvlText w:val=""/>
+      <w:lvlJc w:val="left"/>
+      <w:pPr>
+        <w:ind w:left="4320" w:hanging="360"/>
+      </w:pPr>
+      <w:rPr>
+        <w:rFonts w:ascii="Wingdings" w:hAnsi="Wingdings" w:hint="default"/>
+      </w:rPr>
+    </w:lvl>
+    <w:lvl w:ilvl="6" w:tplc="04160001" w:tentative="1">
+      <w:start w:val="1"/>
+      <w:numFmt w:val="bullet"/>
+      <w:lvlText w:val=""/>
+      <w:lvlJc w:val="left"/>
+      <w:pPr>
+        <w:ind w:left="5040" w:hanging="360"/>
+      </w:pPr>
+      <w:rPr>
+        <w:rFonts w:ascii="Symbol" w:hAnsi="Symbol" w:hint="default"/>
+      </w:rPr>
+    </w:lvl>
+    <w:lvl w:ilvl="7" w:tplc="04160003" w:tentative="1">
+      <w:start w:val="1"/>
+      <w:numFmt w:val="bullet"/>
+      <w:lvlText w:val="o"/>
+      <w:lvlJc w:val="left"/>
+      <w:pPr>
+        <w:ind w:left="5760" w:hanging="360"/>
+      </w:pPr>
+      <w:rPr>
+        <w:rFonts w:ascii="Courier New" w:hAnsi="Courier New" w:cs="Courier New" w:hint="default"/>
+      </w:rPr>
+    </w:lvl>
+    <w:lvl w:ilvl="8" w:tplc="04160005" w:tentative="1">
+      <w:start w:val="1"/>
+      <w:numFmt w:val="bullet"/>
+      <w:lvlText w:val=""/>
+      <w:lvlJc w:val="left"/>
+      <w:pPr>
+        <w:ind w:left="6480" w:hanging="360"/>
+      </w:pPr>
+      <w:rPr>
+        <w:rFonts w:ascii="Wingdings" w:hAnsi="Wingdings" w:hint="default"/>
+      </w:rPr>
+    </w:lvl>
+  </w:abstractNum>
+  <w:abstractNum w:abstractNumId="4" w15:restartNumberingAfterBreak="0">
+    <w:nsid w:val="45E640AC"/>
+    <w:multiLevelType w:val="hybridMultilevel"/>
+    <w:tmpl w:val="C7A24E84"/>
+    <w:lvl w:ilvl="0" w:tplc="0416000D">
+      <w:start w:val="1"/>
+      <w:numFmt w:val="bullet"/>
+      <w:lvlText w:val=""/>
+      <w:lvlJc w:val="left"/>
+      <w:pPr>
+        <w:ind w:left="720" w:hanging="360"/>
+      </w:pPr>
+      <w:rPr>
+        <w:rFonts w:ascii="Wingdings" w:hAnsi="Wingdings" w:hint="default"/>
+      </w:rPr>
+    </w:lvl>
+    <w:lvl w:ilvl="1" w:tplc="FFFFFFFF" w:tentative="1">
+      <w:start w:val="1"/>
+      <w:numFmt w:val="bullet"/>
+      <w:lvlText w:val="o"/>
+      <w:lvlJc w:val="left"/>
+      <w:pPr>
+        <w:ind w:left="1440" w:hanging="360"/>
+      </w:pPr>
+      <w:rPr>
+        <w:rFonts w:ascii="Courier New" w:hAnsi="Courier New" w:cs="Courier New" w:hint="default"/>
+      </w:rPr>
+    </w:lvl>
+    <w:lvl w:ilvl="2" w:tplc="FFFFFFFF" w:tentative="1">
+      <w:start w:val="1"/>
+      <w:numFmt w:val="bullet"/>
+      <w:lvlText w:val=""/>
+      <w:lvlJc w:val="left"/>
+      <w:pPr>
+        <w:ind w:left="2160" w:hanging="360"/>
+      </w:pPr>
+      <w:rPr>
+        <w:rFonts w:ascii="Wingdings" w:hAnsi="Wingdings" w:hint="default"/>
+      </w:rPr>
+    </w:lvl>
+    <w:lvl w:ilvl="3" w:tplc="FFFFFFFF" w:tentative="1">
+      <w:start w:val="1"/>
+      <w:numFmt w:val="bullet"/>
+      <w:lvlText w:val=""/>
+      <w:lvlJc w:val="left"/>
+      <w:pPr>
+        <w:ind w:left="2880" w:hanging="360"/>
+      </w:pPr>
+      <w:rPr>
+        <w:rFonts w:ascii="Symbol" w:hAnsi="Symbol" w:hint="default"/>
+      </w:rPr>
+    </w:lvl>
+    <w:lvl w:ilvl="4" w:tplc="FFFFFFFF" w:tentative="1">
+      <w:start w:val="1"/>
+      <w:numFmt w:val="bullet"/>
+      <w:lvlText w:val="o"/>
+      <w:lvlJc w:val="left"/>
+      <w:pPr>
+        <w:ind w:left="3600" w:hanging="360"/>
+      </w:pPr>
+      <w:rPr>
+        <w:rFonts w:ascii="Courier New" w:hAnsi="Courier New" w:cs="Courier New" w:hint="default"/>
+      </w:rPr>
+    </w:lvl>
+    <w:lvl w:ilvl="5" w:tplc="FFFFFFFF" w:tentative="1">
+      <w:start w:val="1"/>
+      <w:numFmt w:val="bullet"/>
+      <w:lvlText w:val=""/>
+      <w:lvlJc w:val="left"/>
+      <w:pPr>
+        <w:ind w:left="4320" w:hanging="360"/>
+      </w:pPr>
+      <w:rPr>
+        <w:rFonts w:ascii="Wingdings" w:hAnsi="Wingdings" w:hint="default"/>
+      </w:rPr>
+    </w:lvl>
+    <w:lvl w:ilvl="6" w:tplc="FFFFFFFF" w:tentative="1">
+      <w:start w:val="1"/>
+      <w:numFmt w:val="bullet"/>
+      <w:lvlText w:val=""/>
+      <w:lvlJc w:val="left"/>
+      <w:pPr>
+        <w:ind w:left="5040" w:hanging="360"/>
+      </w:pPr>
+      <w:rPr>
+        <w:rFonts w:ascii="Symbol" w:hAnsi="Symbol" w:hint="default"/>
+      </w:rPr>
+    </w:lvl>
+    <w:lvl w:ilvl="7" w:tplc="FFFFFFFF" w:tentative="1">
+      <w:start w:val="1"/>
+      <w:numFmt w:val="bullet"/>
+      <w:lvlText w:val="o"/>
+      <w:lvlJc w:val="left"/>
+      <w:pPr>
+        <w:ind w:left="5760" w:hanging="360"/>
+      </w:pPr>
+      <w:rPr>
+        <w:rFonts w:ascii="Courier New" w:hAnsi="Courier New" w:cs="Courier New" w:hint="default"/>
+      </w:rPr>
+    </w:lvl>
+    <w:lvl w:ilvl="8" w:tplc="FFFFFFFF" w:tentative="1">
+      <w:start w:val="1"/>
+      <w:numFmt w:val="bullet"/>
+      <w:lvlText w:val=""/>
+      <w:lvlJc w:val="left"/>
+      <w:pPr>
+        <w:ind w:left="6480" w:hanging="360"/>
+      </w:pPr>
+      <w:rPr>
+        <w:rFonts w:ascii="Wingdings" w:hAnsi="Wingdings" w:hint="default"/>
+      </w:rPr>
+    </w:lvl>
+  </w:abstractNum>
+  <w:abstractNum w:abstractNumId="5" w15:restartNumberingAfterBreak="0">
     <w:nsid w:val="482456F1"/>
     <w:multiLevelType w:val="hybridMultilevel"/>
     <w:tmpl w:val="5E22CA56"/>
@@ -1608,7 +1721,13 @@
     <w:abstractNumId w:val="1"/>
   </w:num>
   <w:num w:numId="4" w16cid:durableId="540435022">
+    <w:abstractNumId w:val="5"/>
+  </w:num>
+  <w:num w:numId="5" w16cid:durableId="1325359045">
     <w:abstractNumId w:val="3"/>
+  </w:num>
+  <w:num w:numId="6" w16cid:durableId="1471051305">
+    <w:abstractNumId w:val="4"/>
   </w:num>
 </w:numbering>
 </file>
@@ -2176,6 +2295,17 @@
       <w:u w:val="single"/>
     </w:rPr>
   </w:style>
+  <w:style w:type="paragraph" w:styleId="ListParagraph">
+    <w:name w:val="List Paragraph"/>
+    <w:basedOn w:val="Normal"/>
+    <w:uiPriority w:val="34"/>
+    <w:qFormat/>
+    <w:rsid w:val="00EF7155"/>
+    <w:pPr>
+      <w:ind w:left="720"/>
+      <w:contextualSpacing/>
+    </w:pPr>
+  </w:style>
 </w:styles>
 </file>
 
@@ -2465,17 +2595,6 @@
 </file>
 
 <file path=customXml/item1.xml><?xml version="1.0" encoding="utf-8"?>
-<p:properties xmlns:p="http://schemas.microsoft.com/office/2006/metadata/properties" xmlns:xsi="http://www.w3.org/2001/XMLSchema-instance" xmlns:pc="http://schemas.microsoft.com/office/infopath/2007/PartnerControls">
-  <documentManagement>
-    <TaxCatchAll xmlns="4c61e19b-130e-4f0e-85ad-f29bf0e78033" xsi:nil="true"/>
-    <lcf76f155ced4ddcb4097134ff3c332f xmlns="4b926790-beef-4c3a-b2b0-daa3a2e6a4f3">
-      <Terms xmlns="http://schemas.microsoft.com/office/infopath/2007/PartnerControls"/>
-    </lcf76f155ced4ddcb4097134ff3c332f>
-  </documentManagement>
-</p:properties>
-</file>
-
-<file path=customXml/item2.xml><?xml version="1.0" encoding="utf-8"?>
 <ct:contentTypeSchema xmlns:ct="http://schemas.microsoft.com/office/2006/metadata/contentType" xmlns:ma="http://schemas.microsoft.com/office/2006/metadata/properties/metaAttributes" ct:_="" ma:_="" ma:contentTypeName="Document" ma:contentTypeID="0x010100A7F1DC8B1EC53C4997F0411CE1BD0815" ma:contentTypeVersion="14" ma:contentTypeDescription="Create a new document." ma:contentTypeScope="" ma:versionID="b3ae2dcf9f17309f74c6b430890576af">
   <xsd:schema xmlns:xsd="http://www.w3.org/2001/XMLSchema" xmlns:xs="http://www.w3.org/2001/XMLSchema" xmlns:p="http://schemas.microsoft.com/office/2006/metadata/properties" xmlns:ns2="4b926790-beef-4c3a-b2b0-daa3a2e6a4f3" xmlns:ns3="4c61e19b-130e-4f0e-85ad-f29bf0e78033" targetNamespace="http://schemas.microsoft.com/office/2006/metadata/properties" ma:root="true" ma:fieldsID="5e39edc2543a9a2d90626ee7dc5124e3" ns2:_="" ns3:_="">
     <xsd:import namespace="4b926790-beef-4c3a-b2b0-daa3a2e6a4f3"/>
@@ -2704,6 +2823,17 @@
 </ct:contentTypeSchema>
 </file>
 
+<file path=customXml/item2.xml><?xml version="1.0" encoding="utf-8"?>
+<p:properties xmlns:p="http://schemas.microsoft.com/office/2006/metadata/properties" xmlns:xsi="http://www.w3.org/2001/XMLSchema-instance" xmlns:pc="http://schemas.microsoft.com/office/infopath/2007/PartnerControls">
+  <documentManagement>
+    <TaxCatchAll xmlns="4c61e19b-130e-4f0e-85ad-f29bf0e78033" xsi:nil="true"/>
+    <lcf76f155ced4ddcb4097134ff3c332f xmlns="4b926790-beef-4c3a-b2b0-daa3a2e6a4f3">
+      <Terms xmlns="http://schemas.microsoft.com/office/infopath/2007/PartnerControls"/>
+    </lcf76f155ced4ddcb4097134ff3c332f>
+  </documentManagement>
+</p:properties>
+</file>
+
 <file path=customXml/item3.xml><?xml version="1.0" encoding="utf-8"?>
 <?mso-contentType ?>
 <FormTemplates xmlns="http://schemas.microsoft.com/sharepoint/v3/contenttype/forms">
@@ -2713,18 +2843,11 @@
 </FormTemplates>
 </file>
 
-<file path=customXml/itemProps1.xml><?xml version="1.0" encoding="utf-8"?>
-<ds:datastoreItem xmlns:ds="http://schemas.openxmlformats.org/officeDocument/2006/customXml" ds:itemID="{1A6A6CD9-EED0-4127-BA6E-6DF70DAB0962}">
-  <ds:schemaRefs>
-    <ds:schemaRef ds:uri="http://schemas.microsoft.com/office/2006/metadata/properties"/>
-    <ds:schemaRef ds:uri="http://schemas.microsoft.com/office/infopath/2007/PartnerControls"/>
-    <ds:schemaRef ds:uri="4c61e19b-130e-4f0e-85ad-f29bf0e78033"/>
-    <ds:schemaRef ds:uri="4b926790-beef-4c3a-b2b0-daa3a2e6a4f3"/>
-  </ds:schemaRefs>
-</ds:datastoreItem>
+<file path=customXml/item4.xml><?xml version="1.0" encoding="utf-8"?>
+<b:Sources xmlns:b="http://schemas.openxmlformats.org/officeDocument/2006/bibliography" xmlns="http://schemas.openxmlformats.org/officeDocument/2006/bibliography" SelectedStyle="\APASixthEditionOfficeOnline.xsl" StyleName="APA" Version="6"/>
 </file>
 
-<file path=customXml/itemProps2.xml><?xml version="1.0" encoding="utf-8"?>
+<file path=customXml/itemProps1.xml><?xml version="1.0" encoding="utf-8"?>
 <ds:datastoreItem xmlns:ds="http://schemas.openxmlformats.org/officeDocument/2006/customXml" ds:itemID="{E0FECF9F-884A-46F6-93E1-F9D73430D492}">
   <ds:schemaRefs>
     <ds:schemaRef ds:uri="http://schemas.microsoft.com/office/2006/metadata/contentType"/>
@@ -2743,10 +2866,35 @@
 </ds:datastoreItem>
 </file>
 
+<file path=customXml/itemProps2.xml><?xml version="1.0" encoding="utf-8"?>
+<ds:datastoreItem xmlns:ds="http://schemas.openxmlformats.org/officeDocument/2006/customXml" ds:itemID="{1A6A6CD9-EED0-4127-BA6E-6DF70DAB0962}">
+  <ds:schemaRefs>
+    <ds:schemaRef ds:uri="http://schemas.microsoft.com/office/2006/metadata/properties"/>
+    <ds:schemaRef ds:uri="http://schemas.microsoft.com/office/infopath/2007/PartnerControls"/>
+    <ds:schemaRef ds:uri="4c61e19b-130e-4f0e-85ad-f29bf0e78033"/>
+    <ds:schemaRef ds:uri="4b926790-beef-4c3a-b2b0-daa3a2e6a4f3"/>
+  </ds:schemaRefs>
+</ds:datastoreItem>
+</file>
+
 <file path=customXml/itemProps3.xml><?xml version="1.0" encoding="utf-8"?>
 <ds:datastoreItem xmlns:ds="http://schemas.openxmlformats.org/officeDocument/2006/customXml" ds:itemID="{2808E3F0-3721-4F30-991E-4C72F5E73A73}">
   <ds:schemaRefs>
     <ds:schemaRef ds:uri="http://schemas.microsoft.com/sharepoint/v3/contenttype/forms"/>
   </ds:schemaRefs>
 </ds:datastoreItem>
+</file>
+
+<file path=customXml/itemProps4.xml><?xml version="1.0" encoding="utf-8"?>
+<ds:datastoreItem xmlns:ds="http://schemas.openxmlformats.org/officeDocument/2006/customXml" ds:itemID="{2AD494C0-EE5B-4512-A828-575C88BF9F43}">
+  <ds:schemaRefs>
+    <ds:schemaRef ds:uri="http://schemas.openxmlformats.org/officeDocument/2006/bibliography"/>
+  </ds:schemaRefs>
+</ds:datastoreItem>
+</file>
+
+<file path=docMetadata/LabelInfo.xml><?xml version="1.0" encoding="utf-8"?>
+<clbl:labelList xmlns:clbl="http://schemas.microsoft.com/office/2020/mipLabelMetadata">
+  <clbl:label id="{c54a7a20-be22-4e5c-97bd-277f45e221d0}" enabled="1" method="Privileged" siteId="{c0701940-7b3f-4116-a59f-159078bc3c63}" removed="0"/>
+</clbl:labelList>
 </file>
--- a/DocsGen/templates/NR12.docx
+++ b/DocsGen/templates/NR12.docx
@@ -596,7 +596,7 @@
     </w:p>
     <w:p>
       <w:pPr>
-        <w:spacing w:after="240"/>
+        <w:spacing w:after="0"/>
         <w:rPr>
           <w:rFonts w:ascii="Arial" w:eastAsia="Arial" w:hAnsi="Arial" w:cs="Arial"/>
           <w:lang w:val="pt-PT" w:eastAsia="pt-PT" w:bidi="pt-PT"/>
@@ -682,18 +682,36 @@
           <w:p>
             <w:pPr>
               <w:jc w:val="center"/>
+              <w:rPr>
+                <w:rFonts w:cstheme="minorHAnsi"/>
+                <w:sz w:val="21"/>
+                <w:szCs w:val="21"/>
+              </w:rPr>
             </w:pPr>
             <w:r>
               <w:rPr>
+                <w:rFonts w:cstheme="minorHAnsi"/>
                 <w:b/>
+                <w:sz w:val="21"/>
+                <w:szCs w:val="21"/>
               </w:rPr>
               <w:t>NOMEHSE</w:t>
             </w:r>
             <w:r>
+              <w:rPr>
+                <w:rFonts w:cstheme="minorHAnsi"/>
+                <w:sz w:val="21"/>
+                <w:szCs w:val="21"/>
+              </w:rPr>
               <w:br/>
               <w:t>FUNCAOHSE</w:t>
             </w:r>
             <w:r>
+              <w:rPr>
+                <w:rFonts w:cstheme="minorHAnsi"/>
+                <w:sz w:val="21"/>
+                <w:szCs w:val="21"/>
+              </w:rPr>
               <w:br/>
               <w:t>REGISTROHSE</w:t>
             </w:r>
@@ -708,14 +726,18 @@
               <w:widowControl w:val="0"/>
               <w:jc w:val="center"/>
               <w:rPr>
-                <w:rFonts w:ascii="Arial" w:eastAsia="Arial" w:hAnsi="Arial" w:cs="Arial"/>
+                <w:rFonts w:eastAsia="Arial" w:cstheme="minorHAnsi"/>
+                <w:sz w:val="21"/>
+                <w:szCs w:val="21"/>
               </w:rPr>
             </w:pPr>
             <w:r>
               <w:rPr>
-                <w:rFonts w:ascii="Arial" w:eastAsia="Arial" w:hAnsi="Arial" w:cs="Arial"/>
+                <w:rFonts w:eastAsia="Arial" w:cstheme="minorHAnsi"/>
                 <w:b/>
                 <w:bCs/>
+                <w:sz w:val="21"/>
+                <w:szCs w:val="21"/>
                 <w:lang w:val="pt-PT" w:eastAsia="pt-PT" w:bidi="pt-PT"/>
               </w:rPr>
               <w:t>NOMEFUNCIONARIO</w:t>
@@ -727,13 +749,19 @@
               <w:ind w:left="0"/>
               <w:jc w:val="center"/>
               <w:rPr>
+                <w:rFonts w:asciiTheme="minorHAnsi" w:hAnsiTheme="minorHAnsi" w:cstheme="minorHAnsi"/>
                 <w:color w:val="000000" w:themeColor="text1"/>
+                <w:sz w:val="21"/>
+                <w:szCs w:val="21"/>
                 <w:lang w:val="pt-BR"/>
               </w:rPr>
             </w:pPr>
             <w:r>
               <w:rPr>
+                <w:rFonts w:asciiTheme="minorHAnsi" w:hAnsiTheme="minorHAnsi" w:cstheme="minorHAnsi"/>
                 <w:color w:val="000000" w:themeColor="text1"/>
+                <w:sz w:val="21"/>
+                <w:szCs w:val="21"/>
                 <w:lang w:val="pt-BR"/>
               </w:rPr>
               <w:t>FUNCAOFUNCIONARIO</w:t>
@@ -743,14 +771,18 @@
             <w:pPr>
               <w:jc w:val="center"/>
               <w:rPr>
-                <w:rFonts w:ascii="Arial" w:eastAsia="Arial" w:hAnsi="Arial" w:cs="Arial"/>
+                <w:rFonts w:eastAsia="Arial" w:cstheme="minorHAnsi"/>
+                <w:sz w:val="21"/>
+                <w:szCs w:val="21"/>
                 <w:lang w:val="pt-PT" w:eastAsia="pt-PT" w:bidi="pt-PT"/>
               </w:rPr>
             </w:pPr>
             <w:r>
               <w:rPr>
-                <w:rFonts w:ascii="Arial" w:hAnsi="Arial" w:cs="Arial"/>
+                <w:rFonts w:cstheme="minorHAnsi"/>
                 <w:color w:val="000000" w:themeColor="text1"/>
+                <w:sz w:val="21"/>
+                <w:szCs w:val="21"/>
               </w:rPr>
               <w:t>CPF: CPFFUNCIONARIO</w:t>
             </w:r>
@@ -890,15 +922,28 @@
         <w:lang w:val="en-US"/>
       </w:rPr>
     </w:pPr>
-    <w:hyperlink r:id="rId1" w:history="1">
-      <w:r>
-        <w:rPr>
-          <w:rStyle w:val="Hyperlink"/>
-          <w:lang w:val="en-US"/>
-        </w:rPr>
-        <w:t>https://www.vestas.com</w:t>
-      </w:r>
-    </w:hyperlink>
+    <w:r>
+      <w:fldChar w:fldCharType="begin"/>
+    </w:r>
+    <w:r>
+      <w:rPr>
+        <w:lang w:val="en-US"/>
+      </w:rPr>
+      <w:instrText>HYPERLINK "https://www.vestas.com"</w:instrText>
+    </w:r>
+    <w:r>
+      <w:fldChar w:fldCharType="separate"/>
+    </w:r>
+    <w:r>
+      <w:rPr>
+        <w:rStyle w:val="Hyperlink"/>
+        <w:lang w:val="en-US"/>
+      </w:rPr>
+      <w:t>https://www.vestas.com</w:t>
+    </w:r>
+    <w:r>
+      <w:fldChar w:fldCharType="end"/>
+    </w:r>
     <w:r>
       <w:rPr>
         <w:lang w:val="en-US"/>
@@ -2134,6 +2179,7 @@
   <w:style w:type="character" w:default="1" w:styleId="DefaultParagraphFont">
     <w:name w:val="Default Paragraph Font"/>
     <w:uiPriority w:val="1"/>
+    <w:semiHidden/>
     <w:unhideWhenUsed/>
   </w:style>
   <w:style w:type="table" w:default="1" w:styleId="TableNormal">
